--- a/proyecto-integradorG8.docx
+++ b/proyecto-integradorG8.docx
@@ -229,7 +229,15 @@
           <w:sz w:val="24"/>
           <w:szCs w:val="24"/>
         </w:rPr>
-        <w:t>PROYECTO INTEGRADOR GUÍA 5</w:t>
+        <w:t xml:space="preserve">PROYECTO INTEGRADOR GUÍA </w:t>
+      </w:r>
+      <w:r>
+        <w:rPr>
+          <w:rFonts w:ascii="Arial" w:hAnsi="Arial" w:cs="Arial"/>
+          <w:sz w:val="24"/>
+          <w:szCs w:val="24"/>
+        </w:rPr>
+        <w:t>8</w:t>
       </w:r>
     </w:p>
     <w:p>
@@ -501,12 +509,23 @@
     <w:p>
       <w:pPr>
         <w:spacing w:after="0" w:line="360" w:lineRule="auto"/>
-        <w:jc w:val="center"/>
-        <w:rPr>
-          <w:rFonts w:ascii="Arial" w:hAnsi="Arial" w:cs="Arial"/>
-          <w:sz w:val="24"/>
-          <w:szCs w:val="24"/>
-        </w:rPr>
+        <w:rPr>
+          <w:rFonts w:ascii="Arial" w:hAnsi="Arial" w:cs="Arial"/>
+          <w:sz w:val="24"/>
+          <w:szCs w:val="24"/>
+        </w:rPr>
+        <w:sectPr>
+          <w:pgSz w:w="12240" w:h="15840"/>
+          <w:pgMar w:top="1417" w:right="1701" w:bottom="1417" w:left="1701" w:header="708" w:footer="708" w:gutter="0"/>
+          <w:pgBorders w:offsetFrom="page">
+            <w:top w:val="single" w:sz="4" w:space="24" w:color="auto"/>
+            <w:left w:val="single" w:sz="4" w:space="24" w:color="auto"/>
+            <w:bottom w:val="single" w:sz="4" w:space="24" w:color="auto"/>
+            <w:right w:val="single" w:sz="4" w:space="24" w:color="auto"/>
+          </w:pgBorders>
+          <w:cols w:space="708"/>
+          <w:docGrid w:linePitch="360"/>
+        </w:sectPr>
       </w:pPr>
     </w:p>
     <w:p>
@@ -533,27 +552,29 @@
         <w:lastRenderedPageBreak/>
         <w:t xml:space="preserve">ENLACE: </w:t>
       </w:r>
-    </w:p>
-    <w:p>
-      <w:pPr>
-        <w:spacing w:after="0" w:line="360" w:lineRule="auto"/>
-        <w:rPr>
-          <w:rFonts w:ascii="Arial" w:hAnsi="Arial" w:cs="Arial"/>
+      <w:r>
+        <w:rPr>
+          <w:rFonts w:ascii="Arial" w:hAnsi="Arial" w:cs="Arial"/>
+          <w:b/>
+          <w:bCs/>
           <w:sz w:val="24"/>
           <w:szCs w:val="24"/>
           <w:lang w:val="en-US"/>
         </w:rPr>
-      </w:pPr>
+        <w:t xml:space="preserve"> </w:t>
+      </w:r>
       <w:hyperlink r:id="rId5" w:history="1">
         <w:r>
           <w:rPr>
             <w:rStyle w:val="Hipervnculo"/>
             <w:rFonts w:ascii="Arial" w:hAnsi="Arial" w:cs="Arial"/>
+            <w:b/>
+            <w:bCs/>
             <w:sz w:val="24"/>
             <w:szCs w:val="24"/>
             <w:lang w:val="en-US"/>
           </w:rPr>
-          <w:t>https://github.com/edenilsonreyes1994-uped/proyecto-integradorG5.git</w:t>
+          <w:t>https://github.com/edenilsonreyes1994-uped/Proyecto-IntegradorG8.git</w:t>
         </w:r>
       </w:hyperlink>
     </w:p>
@@ -562,15 +583,80 @@
         <w:spacing w:after="0" w:line="360" w:lineRule="auto"/>
         <w:rPr>
           <w:rFonts w:ascii="Arial" w:hAnsi="Arial" w:cs="Arial"/>
+          <w:b/>
+          <w:bCs/>
           <w:sz w:val="24"/>
           <w:szCs w:val="24"/>
           <w:lang w:val="en-US"/>
         </w:rPr>
       </w:pPr>
     </w:p>
+    <w:p>
+      <w:pPr>
+        <w:spacing w:after="0" w:line="360" w:lineRule="auto"/>
+        <w:rPr>
+          <w:rFonts w:ascii="Arial" w:hAnsi="Arial" w:cs="Arial"/>
+          <w:sz w:val="24"/>
+          <w:szCs w:val="24"/>
+          <w:lang w:val="en-US"/>
+        </w:rPr>
+      </w:pPr>
+    </w:p>
+    <w:p>
+      <w:pPr>
+        <w:spacing w:after="0" w:line="360" w:lineRule="auto"/>
+        <w:rPr>
+          <w:rFonts w:ascii="Arial" w:hAnsi="Arial" w:cs="Arial"/>
+          <w:sz w:val="24"/>
+          <w:szCs w:val="24"/>
+        </w:rPr>
+      </w:pPr>
+      <w:r>
+        <w:rPr>
+          <w:rFonts w:ascii="Arial" w:hAnsi="Arial" w:cs="Arial"/>
+          <w:sz w:val="24"/>
+          <w:szCs w:val="24"/>
+        </w:rPr>
+        <w:drawing>
+          <wp:inline distT="0" distB="0" distL="0" distR="0" wp14:anchorId="21996143" wp14:editId="296D6090">
+            <wp:extent cx="8709170" cy="4334493"/>
+            <wp:effectExtent l="0" t="0" r="0" b="9525"/>
+            <wp:docPr id="1492126024" name="Imagen 1"/>
+            <wp:cNvGraphicFramePr>
+              <a:graphicFrameLocks xmlns:a="http://schemas.openxmlformats.org/drawingml/2006/main" noChangeAspect="1"/>
+            </wp:cNvGraphicFramePr>
+            <a:graphic xmlns:a="http://schemas.openxmlformats.org/drawingml/2006/main">
+              <a:graphicData uri="http://schemas.openxmlformats.org/drawingml/2006/picture">
+                <pic:pic xmlns:pic="http://schemas.openxmlformats.org/drawingml/2006/picture">
+                  <pic:nvPicPr>
+                    <pic:cNvPr id="1492126024" name=""/>
+                    <pic:cNvPicPr/>
+                  </pic:nvPicPr>
+                  <pic:blipFill>
+                    <a:blip r:embed="rId6"/>
+                    <a:stretch>
+                      <a:fillRect/>
+                    </a:stretch>
+                  </pic:blipFill>
+                  <pic:spPr>
+                    <a:xfrm>
+                      <a:off x="0" y="0"/>
+                      <a:ext cx="8715611" cy="4337698"/>
+                    </a:xfrm>
+                    <a:prstGeom prst="rect">
+                      <a:avLst/>
+                    </a:prstGeom>
+                  </pic:spPr>
+                </pic:pic>
+              </a:graphicData>
+            </a:graphic>
+          </wp:inline>
+        </w:drawing>
+      </w:r>
+    </w:p>
     <w:sectPr>
-      <w:pgSz w:w="12240" w:h="15840"/>
-      <w:pgMar w:top="1417" w:right="1701" w:bottom="1417" w:left="1701" w:header="708" w:footer="708" w:gutter="0"/>
+      <w:pgSz w:w="15840" w:h="12240" w:orient="landscape"/>
+      <w:pgMar w:top="1701" w:right="1418" w:bottom="1701" w:left="1418" w:header="709" w:footer="709" w:gutter="0"/>
       <w:pgBorders w:offsetFrom="page">
         <w:top w:val="single" w:sz="4" w:space="24" w:color="auto"/>
         <w:left w:val="single" w:sz="4" w:space="24" w:color="auto"/>
@@ -1188,6 +1274,7 @@
   <w:style w:type="character" w:default="1" w:styleId="Fuentedeprrafopredeter">
     <w:name w:val="Default Paragraph Font"/>
     <w:uiPriority w:val="1"/>
+    <w:semiHidden/>
     <w:unhideWhenUsed/>
   </w:style>
   <w:style w:type="table" w:default="1" w:styleId="Tablanormal">
